--- a/public/assets/template/docx/surat_pengantar_nikah_Laki-laki_kristen.docx
+++ b/public/assets/template/docx/surat_pengantar_nikah_Laki-laki_kristen.docx
@@ -73,15 +73,15 @@
         <w:pStyle w:val="BodyText"/>
       </w:pPr>
       <w:r>
-        <w:t xml:space="preserve">KABUPATEN $NAMA_KAB</w:t>
-      </w:r>
-    </w:p>
-    <w:p>
-      <w:pPr>
-        <w:pStyle w:val="BodyText"/>
-      </w:pPr>
-      <w:r>
-        <w:t xml:space="preserve">KAPANEWON $NAMA_KEC</w:t>
+        <w:t xml:space="preserve">KABUPATEN ${NAMA_KAB}</w:t>
+      </w:r>
+    </w:p>
+    <w:p>
+      <w:pPr>
+        <w:pStyle w:val="BodyText"/>
+      </w:pPr>
+      <w:r>
+        <w:t xml:space="preserve">KAPANEWON ${NAMA_KEC}</w:t>
       </w:r>
     </w:p>
     <w:p>
@@ -93,15 +93,15 @@
           <w:b/>
           <w:bCs/>
         </w:rPr>
-        <w:t xml:space="preserve">PEMERINTAH KALURAHAN $NAMA_DES</w:t>
-      </w:r>
-    </w:p>
-    <w:p>
-      <w:pPr>
-        <w:pStyle w:val="BodyText"/>
-      </w:pPr>
-      <w:r>
-        <w:t xml:space="preserve">$NAMA_DESA_JAWA</w:t>
+        <w:t xml:space="preserve">PEMERINTAH KALURAHAN ${NAMA_DES}</w:t>
+      </w:r>
+    </w:p>
+    <w:p>
+      <w:pPr>
+        <w:pStyle w:val="BodyText"/>
+      </w:pPr>
+      <w:r>
+        <w:t xml:space="preserve">${NAMA_DESA_JAWA}</w:t>
       </w:r>
       <w:r>
         <w:drawing>
@@ -152,15 +152,15 @@
         <w:pStyle w:val="BodyText"/>
       </w:pPr>
       <w:r>
-        <w:t xml:space="preserve">$ALAMAT_DES</w:t>
-      </w:r>
-    </w:p>
-    <w:p>
-      <w:pPr>
-        <w:pStyle w:val="BodyText"/>
-      </w:pPr>
-      <w:r>
-        <w:t xml:space="preserve">Posel : $ALAMAT_MAIL</w:t>
+        <w:t xml:space="preserve">${ALAMAT_DES}</w:t>
+      </w:r>
+    </w:p>
+    <w:p>
+      <w:pPr>
+        <w:pStyle w:val="BodyText"/>
+      </w:pPr>
+      <w:r>
+        <w:t xml:space="preserve">Posel : ${ALAMAT_MAIL}</w:t>
       </w:r>
     </w:p>
     <w:p>
@@ -179,15 +179,15 @@
         <w:pStyle w:val="FirstParagraph"/>
       </w:pPr>
       <w:r>
-        <w:t xml:space="preserve">Nomor : $NOMOR_SURAT /$KODE_DESA /$TAHUN</w:t>
-      </w:r>
-    </w:p>
-    <w:p>
-      <w:pPr>
-        <w:pStyle w:val="BodyText"/>
-      </w:pPr>
-      <w:r>
-        <w:t xml:space="preserve">Yang bertanda tangan di bawah ini, Lurah $NAMA_DES, Kapanewon $NAMA_KEC, Kabupaten $NAMA_KAB, menerangkan dengan sebenarnya bahwa :</w:t>
+        <w:t xml:space="preserve">Nomor : ${NOMOR_SURAT} /${KODE_DESA} /${TAHUN}</w:t>
+      </w:r>
+    </w:p>
+    <w:p>
+      <w:pPr>
+        <w:pStyle w:val="BodyText"/>
+      </w:pPr>
+      <w:r>
+        <w:t xml:space="preserve">Yang bertanda tangan di bawah ini, Lurah ${NAMA_DES}, Kapanewon ${NAMA_KEC}, Kabupaten ${NAMA_KAB}, menerangkan dengan sebenarnya bahwa :</w:t>
       </w:r>
     </w:p>
     <w:p>
@@ -208,7 +208,7 @@
           <w:b/>
           <w:bCs/>
         </w:rPr>
-        <w:t xml:space="preserve">$NAMA</w:t>
+        <w:t xml:space="preserve">${NAMA}</w:t>
       </w:r>
     </w:p>
     <w:p>
@@ -219,7 +219,7 @@
         </w:numPr>
       </w:pPr>
       <w:r>
-        <w:t xml:space="preserve">KTP : $NO_KTP</w:t>
+        <w:t xml:space="preserve">KTP : ${NO_KTP}</w:t>
       </w:r>
     </w:p>
     <w:p>
@@ -230,7 +230,7 @@
         </w:numPr>
       </w:pPr>
       <w:r>
-        <w:t xml:space="preserve">Tempat/tanggal lahir : $TTL</w:t>
+        <w:t xml:space="preserve">Tempat/tanggal lahir : ${TTL}</w:t>
       </w:r>
     </w:p>
     <w:p>
@@ -241,7 +241,7 @@
         </w:numPr>
       </w:pPr>
       <w:r>
-        <w:t xml:space="preserve">Jenis Kelamin : $SEX</w:t>
+        <w:t xml:space="preserve">Jenis Kelamin : ${SEX}</w:t>
       </w:r>
     </w:p>
     <w:p>
@@ -252,7 +252,7 @@
         </w:numPr>
       </w:pPr>
       <w:r>
-        <w:t xml:space="preserve">Pekerjaan : $PEKERJAAN</w:t>
+        <w:t xml:space="preserve">Pekerjaan : ${PEKERJAAN}</w:t>
       </w:r>
     </w:p>
     <w:p>
@@ -263,7 +263,7 @@
         </w:numPr>
       </w:pPr>
       <w:r>
-        <w:t xml:space="preserve">Agama : $AGAMA</w:t>
+        <w:t xml:space="preserve">Agama : ${AGAMA}</w:t>
       </w:r>
     </w:p>
     <w:p>
@@ -274,7 +274,7 @@
         </w:numPr>
       </w:pPr>
       <w:r>
-        <w:t xml:space="preserve">Alamat : $ALAMAT Kalurahan $NAMA_DES, Kapanewon $NAMA_KEC, Kabupaten $NAMA_KAB</w:t>
+        <w:t xml:space="preserve">Alamat : ${ALAMAT} Kalurahan ${NAMA_DES}, Kapanewon ${NAMA_KEC}, Kabupaten ${NAMA_KAB}</w:t>
       </w:r>
     </w:p>
     <w:p>
@@ -296,7 +296,7 @@
         </w:numPr>
       </w:pPr>
       <w:r>
-        <w:t xml:space="preserve">Ayah : $AYAH_NAMA</w:t>
+        <w:t xml:space="preserve">Ayah : ${AYAH_NAMA}</w:t>
       </w:r>
     </w:p>
     <w:p>
@@ -307,7 +307,7 @@
         </w:numPr>
       </w:pPr>
       <w:r>
-        <w:t xml:space="preserve">Ibu : $IBU_NAMA</w:t>
+        <w:t xml:space="preserve">Ibu : ${IBU_NAMA}</w:t>
       </w:r>
     </w:p>
     <w:p>
@@ -318,7 +318,7 @@
         </w:numPr>
       </w:pPr>
       <w:r>
-        <w:t xml:space="preserve">Keterangan Lainnya : $WANITA_STATUS</w:t>
+        <w:t xml:space="preserve">Keterangan Lainnya : ${WANITA_STATUS}</w:t>
       </w:r>
     </w:p>
     <w:p>
@@ -364,7 +364,7 @@
               <w:pStyle w:val="FirstParagraph"/>
             </w:pPr>
             <w:r>
-              <w:t xml:space="preserve">$NAMA_DES, $TGL_SURAT</w:t>
+              <w:t xml:space="preserve">${NAMA_DES}, ${TGL_SURAT}</w:t>
             </w:r>
           </w:p>
           <w:p>
@@ -372,7 +372,7 @@
               <w:pStyle w:val="BodyText"/>
             </w:pPr>
             <w:r>
-              <w:t xml:space="preserve">$JABATAN,</w:t>
+              <w:t xml:space="preserve">${JABATAN},</w:t>
             </w:r>
           </w:p>
           <w:p>
@@ -380,7 +380,7 @@
               <w:pStyle w:val="BodyText"/>
             </w:pPr>
             <w:r>
-              <w:t xml:space="preserve">$NAMA_PAMONG</w:t>
+              <w:t xml:space="preserve">${NAMA_PAMONG}</w:t>
             </w:r>
           </w:p>
           <w:p>
@@ -388,7 +388,7 @@
               <w:pStyle w:val="BodyText"/>
             </w:pPr>
             <w:r>
-              <w:t xml:space="preserve">$NIP_PAMONG</w:t>
+              <w:t xml:space="preserve">${NIP_PAMONG}</w:t>
             </w:r>
           </w:p>
         </w:tc>
@@ -473,15 +473,15 @@
         <w:pStyle w:val="BodyText"/>
       </w:pPr>
       <w:r>
-        <w:t xml:space="preserve">KABUPATEN $NAMA_KAB</w:t>
-      </w:r>
-    </w:p>
-    <w:p>
-      <w:pPr>
-        <w:pStyle w:val="BodyText"/>
-      </w:pPr>
-      <w:r>
-        <w:t xml:space="preserve">KAPANEWON $NAMA_KEC</w:t>
+        <w:t xml:space="preserve">KABUPATEN ${NAMA_KAB}</w:t>
+      </w:r>
+    </w:p>
+    <w:p>
+      <w:pPr>
+        <w:pStyle w:val="BodyText"/>
+      </w:pPr>
+      <w:r>
+        <w:t xml:space="preserve">KAPANEWON ${NAMA_KEC}</w:t>
       </w:r>
     </w:p>
     <w:p>
@@ -493,15 +493,15 @@
           <w:b/>
           <w:bCs/>
         </w:rPr>
-        <w:t xml:space="preserve">PEMERINTAH KALURAHAN $NAMA_DES</w:t>
-      </w:r>
-    </w:p>
-    <w:p>
-      <w:pPr>
-        <w:pStyle w:val="BodyText"/>
-      </w:pPr>
-      <w:r>
-        <w:t xml:space="preserve">$NAMA_DESA_JAWA</w:t>
+        <w:t xml:space="preserve">PEMERINTAH KALURAHAN ${NAMA_DES}</w:t>
+      </w:r>
+    </w:p>
+    <w:p>
+      <w:pPr>
+        <w:pStyle w:val="BodyText"/>
+      </w:pPr>
+      <w:r>
+        <w:t xml:space="preserve">${NAMA_DESA_JAWA}</w:t>
       </w:r>
       <w:r>
         <w:drawing>
@@ -552,15 +552,15 @@
         <w:pStyle w:val="BodyText"/>
       </w:pPr>
       <w:r>
-        <w:t xml:space="preserve">$ALAMAT_DES</w:t>
-      </w:r>
-    </w:p>
-    <w:p>
-      <w:pPr>
-        <w:pStyle w:val="BodyText"/>
-      </w:pPr>
-      <w:r>
-        <w:t xml:space="preserve">Posel : $ALAMAT_MAIL</w:t>
+        <w:t xml:space="preserve">${ALAMAT_DES}</w:t>
+      </w:r>
+    </w:p>
+    <w:p>
+      <w:pPr>
+        <w:pStyle w:val="BodyText"/>
+      </w:pPr>
+      <w:r>
+        <w:t xml:space="preserve">Posel : ${ALAMAT_MAIL}</w:t>
       </w:r>
     </w:p>
     <w:p>
@@ -579,15 +579,15 @@
         <w:pStyle w:val="FirstParagraph"/>
       </w:pPr>
       <w:r>
-        <w:t xml:space="preserve">Nomor : $NOMOR_SURAT /$KODE_DESA /$TAHUN</w:t>
-      </w:r>
-    </w:p>
-    <w:p>
-      <w:pPr>
-        <w:pStyle w:val="BodyText"/>
-      </w:pPr>
-      <w:r>
-        <w:t xml:space="preserve">Yang bertanda tangan di bawah ini, Lurah $NAMA_DES, Kapanewon $NAMA_KEC, Kabupaten $NAMA_KAB, menerangkan dengan sebenarnya bahwa :</w:t>
+        <w:t xml:space="preserve">Nomor : ${NOMOR_SURAT} /${KODE_DESA} /${TAHUN}</w:t>
+      </w:r>
+    </w:p>
+    <w:p>
+      <w:pPr>
+        <w:pStyle w:val="BodyText"/>
+      </w:pPr>
+      <w:r>
+        <w:t xml:space="preserve">Yang bertanda tangan di bawah ini, Lurah ${NAMA_DES}, Kapanewon ${NAMA_KEC}, Kabupaten ${NAMA_KAB}, menerangkan dengan sebenarnya bahwa :</w:t>
       </w:r>
     </w:p>
     <w:p>
@@ -606,55 +606,55 @@
         <w:pStyle w:val="FirstParagraph"/>
       </w:pPr>
       <w:r>
-        <w:t xml:space="preserve">Nama lengkap dan alias : $AYAH_NAMA</w:t>
-      </w:r>
-    </w:p>
-    <w:p>
-      <w:pPr>
-        <w:pStyle w:val="BodyText"/>
-      </w:pPr>
-      <w:r>
-        <w:t xml:space="preserve">Nomor Induk Kependudukan : $AYAH_NIK</w:t>
-      </w:r>
-    </w:p>
-    <w:p>
-      <w:pPr>
-        <w:pStyle w:val="BodyText"/>
-      </w:pPr>
-      <w:r>
-        <w:t xml:space="preserve">Tempat dan Tanggal lahir : $AYAH_TTL</w:t>
-      </w:r>
-    </w:p>
-    <w:p>
-      <w:pPr>
-        <w:pStyle w:val="BodyText"/>
-      </w:pPr>
-      <w:r>
-        <w:t xml:space="preserve">Kewarganegaraan : $AYAH_WARGA_NEGARA</w:t>
-      </w:r>
-    </w:p>
-    <w:p>
-      <w:pPr>
-        <w:pStyle w:val="BodyText"/>
-      </w:pPr>
-      <w:r>
-        <w:t xml:space="preserve">Agama : $AYAH_AGAMA</w:t>
-      </w:r>
-    </w:p>
-    <w:p>
-      <w:pPr>
-        <w:pStyle w:val="BodyText"/>
-      </w:pPr>
-      <w:r>
-        <w:t xml:space="preserve">Pekerjaan : $AYAH_PEKERJAAN</w:t>
-      </w:r>
-    </w:p>
-    <w:p>
-      <w:pPr>
-        <w:pStyle w:val="BodyText"/>
-      </w:pPr>
-      <w:r>
-        <w:t xml:space="preserve">Alamat : $AYAH_ALAMAT Kalurahan $NAMA_DES, Kapanewon $NAMA_KEC, Kabupaten $NAMA_KAB</w:t>
+        <w:t xml:space="preserve">Nama lengkap dan alias : ${AYAH_NAMA}</w:t>
+      </w:r>
+    </w:p>
+    <w:p>
+      <w:pPr>
+        <w:pStyle w:val="BodyText"/>
+      </w:pPr>
+      <w:r>
+        <w:t xml:space="preserve">Nomor Induk Kependudukan : ${AYAH_NIK}</w:t>
+      </w:r>
+    </w:p>
+    <w:p>
+      <w:pPr>
+        <w:pStyle w:val="BodyText"/>
+      </w:pPr>
+      <w:r>
+        <w:t xml:space="preserve">Tempat dan Tanggal lahir : ${AYAH_TTL}</w:t>
+      </w:r>
+    </w:p>
+    <w:p>
+      <w:pPr>
+        <w:pStyle w:val="BodyText"/>
+      </w:pPr>
+      <w:r>
+        <w:t xml:space="preserve">Kewarganegaraan : ${AYAH_WARGA_NEGARA}</w:t>
+      </w:r>
+    </w:p>
+    <w:p>
+      <w:pPr>
+        <w:pStyle w:val="BodyText"/>
+      </w:pPr>
+      <w:r>
+        <w:t xml:space="preserve">Agama : ${AYAH_AGAMA}</w:t>
+      </w:r>
+    </w:p>
+    <w:p>
+      <w:pPr>
+        <w:pStyle w:val="BodyText"/>
+      </w:pPr>
+      <w:r>
+        <w:t xml:space="preserve">Pekerjaan : ${AYAH_PEKERJAAN}</w:t>
+      </w:r>
+    </w:p>
+    <w:p>
+      <w:pPr>
+        <w:pStyle w:val="BodyText"/>
+      </w:pPr>
+      <w:r>
+        <w:t xml:space="preserve">Alamat : ${AYAH_ALAMAT} Kalurahan ${NAMA_DES}, Kapanewon ${NAMA_KEC}, Kabupaten ${NAMA_KAB}</w:t>
       </w:r>
     </w:p>
     <w:p>
@@ -673,55 +673,55 @@
         <w:pStyle w:val="FirstParagraph"/>
       </w:pPr>
       <w:r>
-        <w:t xml:space="preserve">Nama lengkap dan alias : $IBU_NAMA</w:t>
-      </w:r>
-    </w:p>
-    <w:p>
-      <w:pPr>
-        <w:pStyle w:val="BodyText"/>
-      </w:pPr>
-      <w:r>
-        <w:t xml:space="preserve">Nomor Induk Kependudukan : $IBU_NIK</w:t>
-      </w:r>
-    </w:p>
-    <w:p>
-      <w:pPr>
-        <w:pStyle w:val="BodyText"/>
-      </w:pPr>
-      <w:r>
-        <w:t xml:space="preserve">Tempat dan Tanggal lahir : $IBU_TTL</w:t>
-      </w:r>
-    </w:p>
-    <w:p>
-      <w:pPr>
-        <w:pStyle w:val="BodyText"/>
-      </w:pPr>
-      <w:r>
-        <w:t xml:space="preserve">Kewarganegaraan : $IBU_WARGA_NEGARA</w:t>
-      </w:r>
-    </w:p>
-    <w:p>
-      <w:pPr>
-        <w:pStyle w:val="BodyText"/>
-      </w:pPr>
-      <w:r>
-        <w:t xml:space="preserve">Agama : $IBU_AGAMA</w:t>
-      </w:r>
-    </w:p>
-    <w:p>
-      <w:pPr>
-        <w:pStyle w:val="BodyText"/>
-      </w:pPr>
-      <w:r>
-        <w:t xml:space="preserve">Pekerjaan : $IBU_PEKERJAAN</w:t>
-      </w:r>
-    </w:p>
-    <w:p>
-      <w:pPr>
-        <w:pStyle w:val="BodyText"/>
-      </w:pPr>
-      <w:r>
-        <w:t xml:space="preserve">Alamat : $IBU_ALAMAT Kalurahan $NAMA_DES, Kapanewon $NAMA_KEC, Kabupaten $NAMA_KAB</w:t>
+        <w:t xml:space="preserve">Nama lengkap dan alias : ${IBU_NAMA}</w:t>
+      </w:r>
+    </w:p>
+    <w:p>
+      <w:pPr>
+        <w:pStyle w:val="BodyText"/>
+      </w:pPr>
+      <w:r>
+        <w:t xml:space="preserve">Nomor Induk Kependudukan : ${IBU_NIK}</w:t>
+      </w:r>
+    </w:p>
+    <w:p>
+      <w:pPr>
+        <w:pStyle w:val="BodyText"/>
+      </w:pPr>
+      <w:r>
+        <w:t xml:space="preserve">Tempat dan Tanggal lahir : ${IBU_TTL}</w:t>
+      </w:r>
+    </w:p>
+    <w:p>
+      <w:pPr>
+        <w:pStyle w:val="BodyText"/>
+      </w:pPr>
+      <w:r>
+        <w:t xml:space="preserve">Kewarganegaraan : ${IBU_WARGA_NEGARA}</w:t>
+      </w:r>
+    </w:p>
+    <w:p>
+      <w:pPr>
+        <w:pStyle w:val="BodyText"/>
+      </w:pPr>
+      <w:r>
+        <w:t xml:space="preserve">Agama : ${IBU_AGAMA}</w:t>
+      </w:r>
+    </w:p>
+    <w:p>
+      <w:pPr>
+        <w:pStyle w:val="BodyText"/>
+      </w:pPr>
+      <w:r>
+        <w:t xml:space="preserve">Pekerjaan : ${IBU_PEKERJAAN}</w:t>
+      </w:r>
+    </w:p>
+    <w:p>
+      <w:pPr>
+        <w:pStyle w:val="BodyText"/>
+      </w:pPr>
+      <w:r>
+        <w:t xml:space="preserve">Alamat : ${IBU_ALAMAT} Kalurahan ${NAMA_DES}, Kapanewon ${NAMA_KEC}, Kabupaten ${NAMA_KAB}</w:t>
       </w:r>
     </w:p>
     <w:p>
@@ -747,55 +747,55 @@
           <w:b/>
           <w:bCs/>
         </w:rPr>
-        <w:t xml:space="preserve">$NAMA</w:t>
-      </w:r>
-    </w:p>
-    <w:p>
-      <w:pPr>
-        <w:pStyle w:val="BodyText"/>
-      </w:pPr>
-      <w:r>
-        <w:t xml:space="preserve">Nomor Induk Kependudukan : $NO_KTP</w:t>
-      </w:r>
-    </w:p>
-    <w:p>
-      <w:pPr>
-        <w:pStyle w:val="BodyText"/>
-      </w:pPr>
-      <w:r>
-        <w:t xml:space="preserve">Tempat/tanggal lahir : $TTL</w:t>
-      </w:r>
-    </w:p>
-    <w:p>
-      <w:pPr>
-        <w:pStyle w:val="BodyText"/>
-      </w:pPr>
-      <w:r>
-        <w:t xml:space="preserve">Jenis Kelamin : $SEX</w:t>
-      </w:r>
-    </w:p>
-    <w:p>
-      <w:pPr>
-        <w:pStyle w:val="BodyText"/>
-      </w:pPr>
-      <w:r>
-        <w:t xml:space="preserve">Pekerjaan : $PEKERJAAN</w:t>
-      </w:r>
-    </w:p>
-    <w:p>
-      <w:pPr>
-        <w:pStyle w:val="BodyText"/>
-      </w:pPr>
-      <w:r>
-        <w:t xml:space="preserve">Agama : $AGAMA</w:t>
-      </w:r>
-    </w:p>
-    <w:p>
-      <w:pPr>
-        <w:pStyle w:val="BodyText"/>
-      </w:pPr>
-      <w:r>
-        <w:t xml:space="preserve">Alamat : $ALAMAT Kalurahan $NAMA_DES, Kapanewon $NAMA_KEC, Kabupaten $NAMA_KAB</w:t>
+        <w:t xml:space="preserve">${NAMA}</w:t>
+      </w:r>
+    </w:p>
+    <w:p>
+      <w:pPr>
+        <w:pStyle w:val="BodyText"/>
+      </w:pPr>
+      <w:r>
+        <w:t xml:space="preserve">Nomor Induk Kependudukan : ${NO_KTP}</w:t>
+      </w:r>
+    </w:p>
+    <w:p>
+      <w:pPr>
+        <w:pStyle w:val="BodyText"/>
+      </w:pPr>
+      <w:r>
+        <w:t xml:space="preserve">Tempat/tanggal lahir : ${TTL}</w:t>
+      </w:r>
+    </w:p>
+    <w:p>
+      <w:pPr>
+        <w:pStyle w:val="BodyText"/>
+      </w:pPr>
+      <w:r>
+        <w:t xml:space="preserve">Jenis Kelamin : ${SEX}</w:t>
+      </w:r>
+    </w:p>
+    <w:p>
+      <w:pPr>
+        <w:pStyle w:val="BodyText"/>
+      </w:pPr>
+      <w:r>
+        <w:t xml:space="preserve">Pekerjaan : ${PEKERJAAN}</w:t>
+      </w:r>
+    </w:p>
+    <w:p>
+      <w:pPr>
+        <w:pStyle w:val="BodyText"/>
+      </w:pPr>
+      <w:r>
+        <w:t xml:space="preserve">Agama : ${AGAMA}</w:t>
+      </w:r>
+    </w:p>
+    <w:p>
+      <w:pPr>
+        <w:pStyle w:val="BodyText"/>
+      </w:pPr>
+      <w:r>
+        <w:t xml:space="preserve">Alamat : ${ALAMAT} Kalurahan ${NAMA_DES}, Kapanewon ${NAMA_KEC}, Kabupaten ${NAMA_KAB}</w:t>
       </w:r>
     </w:p>
     <w:p>
@@ -841,7 +841,7 @@
               <w:pStyle w:val="FirstParagraph"/>
             </w:pPr>
             <w:r>
-              <w:t xml:space="preserve">$NAMA_DES, $TGL_SURAT</w:t>
+              <w:t xml:space="preserve">${NAMA_DES}, ${TGL_SURAT}</w:t>
             </w:r>
           </w:p>
           <w:p>
@@ -849,7 +849,7 @@
               <w:pStyle w:val="BodyText"/>
             </w:pPr>
             <w:r>
-              <w:t xml:space="preserve">$JABATAN,</w:t>
+              <w:t xml:space="preserve">${JABATAN},</w:t>
             </w:r>
           </w:p>
           <w:p>
@@ -857,7 +857,7 @@
               <w:pStyle w:val="BodyText"/>
             </w:pPr>
             <w:r>
-              <w:t xml:space="preserve">$NAMA_PAMONG</w:t>
+              <w:t xml:space="preserve">${NAMA_PAMONG}</w:t>
             </w:r>
           </w:p>
           <w:p>
@@ -865,7 +865,7 @@
               <w:pStyle w:val="BodyText"/>
             </w:pPr>
             <w:r>
-              <w:t xml:space="preserve">$NIP_PAMONG</w:t>
+              <w:t xml:space="preserve">${NIP_PAMONG}</w:t>
             </w:r>
           </w:p>
         </w:tc>
@@ -950,15 +950,15 @@
         <w:pStyle w:val="BodyText"/>
       </w:pPr>
       <w:r>
-        <w:t xml:space="preserve">KABUPATEN $NAMA_KAB</w:t>
-      </w:r>
-    </w:p>
-    <w:p>
-      <w:pPr>
-        <w:pStyle w:val="BodyText"/>
-      </w:pPr>
-      <w:r>
-        <w:t xml:space="preserve">KAPANEWON $NAMA_KEC</w:t>
+        <w:t xml:space="preserve">KABUPATEN ${NAMA_KAB}</w:t>
+      </w:r>
+    </w:p>
+    <w:p>
+      <w:pPr>
+        <w:pStyle w:val="BodyText"/>
+      </w:pPr>
+      <w:r>
+        <w:t xml:space="preserve">KAPANEWON ${NAMA_KEC}</w:t>
       </w:r>
     </w:p>
     <w:p>
@@ -970,15 +970,15 @@
           <w:b/>
           <w:bCs/>
         </w:rPr>
-        <w:t xml:space="preserve">PEMERINTAH KALURAHAN $NAMA_DES</w:t>
-      </w:r>
-    </w:p>
-    <w:p>
-      <w:pPr>
-        <w:pStyle w:val="BodyText"/>
-      </w:pPr>
-      <w:r>
-        <w:t xml:space="preserve">$NAMA_DESA_JAWA</w:t>
+        <w:t xml:space="preserve">PEMERINTAH KALURAHAN ${NAMA_DES}</w:t>
+      </w:r>
+    </w:p>
+    <w:p>
+      <w:pPr>
+        <w:pStyle w:val="BodyText"/>
+      </w:pPr>
+      <w:r>
+        <w:t xml:space="preserve">${NAMA_DESA_JAWA}</w:t>
       </w:r>
       <w:r>
         <w:drawing>
@@ -1029,15 +1029,15 @@
         <w:pStyle w:val="BodyText"/>
       </w:pPr>
       <w:r>
-        <w:t xml:space="preserve">$ALAMAT_DES</w:t>
-      </w:r>
-    </w:p>
-    <w:p>
-      <w:pPr>
-        <w:pStyle w:val="BodyText"/>
-      </w:pPr>
-      <w:r>
-        <w:t xml:space="preserve">Posel : $ALAMAT_MAIL</w:t>
+        <w:t xml:space="preserve">${ALAMAT_DES}</w:t>
+      </w:r>
+    </w:p>
+    <w:p>
+      <w:pPr>
+        <w:pStyle w:val="BodyText"/>
+      </w:pPr>
+      <w:r>
+        <w:t xml:space="preserve">Posel : ${ALAMAT_MAIL}</w:t>
       </w:r>
     </w:p>
     <w:p>
@@ -1056,15 +1056,15 @@
         <w:pStyle w:val="FirstParagraph"/>
       </w:pPr>
       <w:r>
-        <w:t xml:space="preserve">Nomor : $NOMOR_SURAT /$KODE_DESA /$TAHUN</w:t>
-      </w:r>
-    </w:p>
-    <w:p>
-      <w:pPr>
-        <w:pStyle w:val="BodyText"/>
-      </w:pPr>
-      <w:r>
-        <w:t xml:space="preserve">Yang bertanda tangan di bawah ini, Lurah $NAMA_DES, Kapanewon $NAMA_KEC, Kabupaten $NAMA_KAB, menerangkan dengan sebenarnya bahwa :</w:t>
+        <w:t xml:space="preserve">Nomor : ${NOMOR_SURAT} /${KODE_DESA} /${TAHUN}</w:t>
+      </w:r>
+    </w:p>
+    <w:p>
+      <w:pPr>
+        <w:pStyle w:val="BodyText"/>
+      </w:pPr>
+      <w:r>
+        <w:t xml:space="preserve">Yang bertanda tangan di bawah ini, Lurah ${NAMA_DES}, Kapanewon ${NAMA_KEC}, Kabupaten ${NAMA_KAB}, menerangkan dengan sebenarnya bahwa :</w:t>
       </w:r>
     </w:p>
     <w:p>
@@ -1085,7 +1085,7 @@
           <w:b/>
           <w:bCs/>
         </w:rPr>
-        <w:t xml:space="preserve">$NAMA</w:t>
+        <w:t xml:space="preserve">${NAMA}</w:t>
       </w:r>
     </w:p>
     <w:p>
@@ -1096,7 +1096,7 @@
         </w:numPr>
       </w:pPr>
       <w:r>
-        <w:t xml:space="preserve">Nomor Induk Kependudukan : $NO_KTP</w:t>
+        <w:t xml:space="preserve">Nomor Induk Kependudukan : ${NO_KTP}</w:t>
       </w:r>
     </w:p>
     <w:p>
@@ -1107,7 +1107,7 @@
         </w:numPr>
       </w:pPr>
       <w:r>
-        <w:t xml:space="preserve">Tempat/tanggal lahir : $TTL</w:t>
+        <w:t xml:space="preserve">Tempat/tanggal lahir : ${TTL}</w:t>
       </w:r>
     </w:p>
     <w:p>
@@ -1118,7 +1118,7 @@
         </w:numPr>
       </w:pPr>
       <w:r>
-        <w:t xml:space="preserve">Jenis Kelamin : $SEX</w:t>
+        <w:t xml:space="preserve">Jenis Kelamin : ${SEX}</w:t>
       </w:r>
     </w:p>
     <w:p>
@@ -1129,7 +1129,7 @@
         </w:numPr>
       </w:pPr>
       <w:r>
-        <w:t xml:space="preserve">Pekerjaan : $PEKERJAAN</w:t>
+        <w:t xml:space="preserve">Pekerjaan : ${PEKERJAAN}</w:t>
       </w:r>
     </w:p>
     <w:p>
@@ -1140,7 +1140,7 @@
         </w:numPr>
       </w:pPr>
       <w:r>
-        <w:t xml:space="preserve">Agama : $AGAMA</w:t>
+        <w:t xml:space="preserve">Agama : ${AGAMA}</w:t>
       </w:r>
     </w:p>
     <w:p>
@@ -1151,7 +1151,7 @@
         </w:numPr>
       </w:pPr>
       <w:r>
-        <w:t xml:space="preserve">Alamat : $ALAMAT Kalurahan $NAMA_DES, Kapanewon $NAMA_KEC, Kabupaten $NAMA_KAB</w:t>
+        <w:t xml:space="preserve">Alamat : ${ALAMAT} Kalurahan ${NAMA_DES}, Kapanewon ${NAMA_KEC}, Kabupaten ${NAMA_KAB}</w:t>
       </w:r>
     </w:p>
     <w:p>
@@ -1178,55 +1178,55 @@
         <w:pStyle w:val="FirstParagraph"/>
       </w:pPr>
       <w:r>
-        <w:t xml:space="preserve">Nama lengkap dan alias : $AYAH_NAMA</w:t>
-      </w:r>
-    </w:p>
-    <w:p>
-      <w:pPr>
-        <w:pStyle w:val="BodyText"/>
-      </w:pPr>
-      <w:r>
-        <w:t xml:space="preserve">Nomor Induk Kependudukan : $AYAH_NIK</w:t>
-      </w:r>
-    </w:p>
-    <w:p>
-      <w:pPr>
-        <w:pStyle w:val="BodyText"/>
-      </w:pPr>
-      <w:r>
-        <w:t xml:space="preserve">Tempat dan Tanggal lahir : $AYAH_TTL</w:t>
-      </w:r>
-    </w:p>
-    <w:p>
-      <w:pPr>
-        <w:pStyle w:val="BodyText"/>
-      </w:pPr>
-      <w:r>
-        <w:t xml:space="preserve">Kewarganegaraan : $AYAH_WARGA_NEGARA</w:t>
-      </w:r>
-    </w:p>
-    <w:p>
-      <w:pPr>
-        <w:pStyle w:val="BodyText"/>
-      </w:pPr>
-      <w:r>
-        <w:t xml:space="preserve">Agama : $AYAH_AGAMA</w:t>
-      </w:r>
-    </w:p>
-    <w:p>
-      <w:pPr>
-        <w:pStyle w:val="BodyText"/>
-      </w:pPr>
-      <w:r>
-        <w:t xml:space="preserve">Pekerjaan : $AYAH_PEKERJAAN</w:t>
-      </w:r>
-    </w:p>
-    <w:p>
-      <w:pPr>
-        <w:pStyle w:val="BodyText"/>
-      </w:pPr>
-      <w:r>
-        <w:t xml:space="preserve">Alamat : $AYAH_ALAMAT Kalurahan $NAMA_DES, Kapanewon $NAMA_KEC, Kabupaten $NAMA_KAB</w:t>
+        <w:t xml:space="preserve">Nama lengkap dan alias : ${AYAH_NAMA}</w:t>
+      </w:r>
+    </w:p>
+    <w:p>
+      <w:pPr>
+        <w:pStyle w:val="BodyText"/>
+      </w:pPr>
+      <w:r>
+        <w:t xml:space="preserve">Nomor Induk Kependudukan : ${AYAH_NIK}</w:t>
+      </w:r>
+    </w:p>
+    <w:p>
+      <w:pPr>
+        <w:pStyle w:val="BodyText"/>
+      </w:pPr>
+      <w:r>
+        <w:t xml:space="preserve">Tempat dan Tanggal lahir : ${AYAH_TTL}</w:t>
+      </w:r>
+    </w:p>
+    <w:p>
+      <w:pPr>
+        <w:pStyle w:val="BodyText"/>
+      </w:pPr>
+      <w:r>
+        <w:t xml:space="preserve">Kewarganegaraan : ${AYAH_WARGA_NEGARA}</w:t>
+      </w:r>
+    </w:p>
+    <w:p>
+      <w:pPr>
+        <w:pStyle w:val="BodyText"/>
+      </w:pPr>
+      <w:r>
+        <w:t xml:space="preserve">Agama : ${AYAH_AGAMA}</w:t>
+      </w:r>
+    </w:p>
+    <w:p>
+      <w:pPr>
+        <w:pStyle w:val="BodyText"/>
+      </w:pPr>
+      <w:r>
+        <w:t xml:space="preserve">Pekerjaan : ${AYAH_PEKERJAAN}</w:t>
+      </w:r>
+    </w:p>
+    <w:p>
+      <w:pPr>
+        <w:pStyle w:val="BodyText"/>
+      </w:pPr>
+      <w:r>
+        <w:t xml:space="preserve">Alamat : ${AYAH_ALAMAT} Kalurahan ${NAMA_DES}, Kapanewon ${NAMA_KEC}, Kabupaten ${NAMA_KAB}</w:t>
       </w:r>
     </w:p>
     <w:p>
@@ -1245,55 +1245,55 @@
         <w:pStyle w:val="FirstParagraph"/>
       </w:pPr>
       <w:r>
-        <w:t xml:space="preserve">Nama lengkap dan alias : $IBU_NAMA</w:t>
-      </w:r>
-    </w:p>
-    <w:p>
-      <w:pPr>
-        <w:pStyle w:val="BodyText"/>
-      </w:pPr>
-      <w:r>
-        <w:t xml:space="preserve">Nomor Induk Kependudukan : $IBU_NIK</w:t>
-      </w:r>
-    </w:p>
-    <w:p>
-      <w:pPr>
-        <w:pStyle w:val="BodyText"/>
-      </w:pPr>
-      <w:r>
-        <w:t xml:space="preserve">Tempat dan Tanggal lahir : $IBU_TTL</w:t>
-      </w:r>
-    </w:p>
-    <w:p>
-      <w:pPr>
-        <w:pStyle w:val="BodyText"/>
-      </w:pPr>
-      <w:r>
-        <w:t xml:space="preserve">Kewarganegaraan : $IBU_WARGA_NEGARA</w:t>
-      </w:r>
-    </w:p>
-    <w:p>
-      <w:pPr>
-        <w:pStyle w:val="BodyText"/>
-      </w:pPr>
-      <w:r>
-        <w:t xml:space="preserve">Agama : $IBU_AGAMA</w:t>
-      </w:r>
-    </w:p>
-    <w:p>
-      <w:pPr>
-        <w:pStyle w:val="BodyText"/>
-      </w:pPr>
-      <w:r>
-        <w:t xml:space="preserve">Pekerjaan : $IBU_PEKERJAAN</w:t>
-      </w:r>
-    </w:p>
-    <w:p>
-      <w:pPr>
-        <w:pStyle w:val="BodyText"/>
-      </w:pPr>
-      <w:r>
-        <w:t xml:space="preserve">Alamat : $IBU_ALAMAT Kalurahan $NAMA_DES, Kapanewon $NAMA_KEC, Kabupaten $NAMA_KAB</w:t>
+        <w:t xml:space="preserve">Nama lengkap dan alias : ${IBU_NAMA}</w:t>
+      </w:r>
+    </w:p>
+    <w:p>
+      <w:pPr>
+        <w:pStyle w:val="BodyText"/>
+      </w:pPr>
+      <w:r>
+        <w:t xml:space="preserve">Nomor Induk Kependudukan : ${IBU_NIK}</w:t>
+      </w:r>
+    </w:p>
+    <w:p>
+      <w:pPr>
+        <w:pStyle w:val="BodyText"/>
+      </w:pPr>
+      <w:r>
+        <w:t xml:space="preserve">Tempat dan Tanggal lahir : ${IBU_TTL}</w:t>
+      </w:r>
+    </w:p>
+    <w:p>
+      <w:pPr>
+        <w:pStyle w:val="BodyText"/>
+      </w:pPr>
+      <w:r>
+        <w:t xml:space="preserve">Kewarganegaraan : ${IBU_WARGA_NEGARA}</w:t>
+      </w:r>
+    </w:p>
+    <w:p>
+      <w:pPr>
+        <w:pStyle w:val="BodyText"/>
+      </w:pPr>
+      <w:r>
+        <w:t xml:space="preserve">Agama : ${IBU_AGAMA}</w:t>
+      </w:r>
+    </w:p>
+    <w:p>
+      <w:pPr>
+        <w:pStyle w:val="BodyText"/>
+      </w:pPr>
+      <w:r>
+        <w:t xml:space="preserve">Pekerjaan : ${IBU_PEKERJAAN}</w:t>
+      </w:r>
+    </w:p>
+    <w:p>
+      <w:pPr>
+        <w:pStyle w:val="BodyText"/>
+      </w:pPr>
+      <w:r>
+        <w:t xml:space="preserve">Alamat : ${IBU_ALAMAT} Kalurahan ${NAMA_DES}, Kapanewon ${NAMA_KEC}, Kabupaten ${NAMA_KAB}</w:t>
       </w:r>
     </w:p>
     <w:p>
@@ -1339,7 +1339,7 @@
               <w:pStyle w:val="FirstParagraph"/>
             </w:pPr>
             <w:r>
-              <w:t xml:space="preserve">$NAMA_DES, $TGL_SURAT</w:t>
+              <w:t xml:space="preserve">${NAMA_DES}, ${TGL_SURAT}</w:t>
             </w:r>
           </w:p>
           <w:p>
@@ -1347,7 +1347,7 @@
               <w:pStyle w:val="BodyText"/>
             </w:pPr>
             <w:r>
-              <w:t xml:space="preserve">$JABATAN,</w:t>
+              <w:t xml:space="preserve">${JABATAN},</w:t>
             </w:r>
           </w:p>
           <w:p>
@@ -1355,7 +1355,7 @@
               <w:pStyle w:val="BodyText"/>
             </w:pPr>
             <w:r>
-              <w:t xml:space="preserve">$NAMA_PAMONG</w:t>
+              <w:t xml:space="preserve">${NAMA_PAMONG}</w:t>
             </w:r>
           </w:p>
           <w:p>
@@ -1363,7 +1363,7 @@
               <w:pStyle w:val="BodyText"/>
             </w:pPr>
             <w:r>
-              <w:t xml:space="preserve">$NIP_PAMONG</w:t>
+              <w:t xml:space="preserve">${NIP_PAMONG}</w:t>
             </w:r>
           </w:p>
         </w:tc>
@@ -1434,7 +1434,7 @@
           <w:b/>
           <w:bCs/>
         </w:rPr>
-        <w:t xml:space="preserve">$NAMA</w:t>
+        <w:t xml:space="preserve">${NAMA}</w:t>
       </w:r>
     </w:p>
     <w:p>
@@ -1445,7 +1445,7 @@
         </w:numPr>
       </w:pPr>
       <w:r>
-        <w:t xml:space="preserve">Nomor Induk Kependudukan : $NO_KTP</w:t>
+        <w:t xml:space="preserve">Nomor Induk Kependudukan : ${NO_KTP}</w:t>
       </w:r>
     </w:p>
     <w:p>
@@ -1456,7 +1456,7 @@
         </w:numPr>
       </w:pPr>
       <w:r>
-        <w:t xml:space="preserve">Tempat/tanggal lahir : $TTL</w:t>
+        <w:t xml:space="preserve">Tempat/tanggal lahir : ${TTL}</w:t>
       </w:r>
     </w:p>
     <w:p>
@@ -1467,7 +1467,7 @@
         </w:numPr>
       </w:pPr>
       <w:r>
-        <w:t xml:space="preserve">Jenis Kelamin : $SEX</w:t>
+        <w:t xml:space="preserve">Jenis Kelamin : ${SEX}</w:t>
       </w:r>
     </w:p>
     <w:p>
@@ -1478,7 +1478,7 @@
         </w:numPr>
       </w:pPr>
       <w:r>
-        <w:t xml:space="preserve">Pekerjaan : $PEKERJAAN</w:t>
+        <w:t xml:space="preserve">Pekerjaan : ${PEKERJAAN}</w:t>
       </w:r>
     </w:p>
     <w:p>
@@ -1489,7 +1489,7 @@
         </w:numPr>
       </w:pPr>
       <w:r>
-        <w:t xml:space="preserve">Agama : $AGAMA</w:t>
+        <w:t xml:space="preserve">Agama : ${AGAMA}</w:t>
       </w:r>
     </w:p>
     <w:p>
@@ -1500,7 +1500,7 @@
         </w:numPr>
       </w:pPr>
       <w:r>
-        <w:t xml:space="preserve">Alamat : $ALAMAT Kalurahan $NAMA_DES, Kapanewon $NAMA_KEC, Kabupaten $NAMA_KAB</w:t>
+        <w:t xml:space="preserve">Alamat : ${ALAMAT} Kalurahan ${NAMA_DES}, Kapanewon ${NAMA_KEC}, Kabupaten ${NAMA_KAB}</w:t>
       </w:r>
     </w:p>
     <w:p>
@@ -1529,7 +1529,7 @@
           <w:b/>
           <w:bCs/>
         </w:rPr>
-        <w:t xml:space="preserve">$NAMA_CALON</w:t>
+        <w:t xml:space="preserve">${NAMA_CALON}</w:t>
       </w:r>
     </w:p>
     <w:p>
@@ -1540,7 +1540,7 @@
         </w:numPr>
       </w:pPr>
       <w:r>
-        <w:t xml:space="preserve">Nomor Induk Kependudukan : $NIK_CALON</w:t>
+        <w:t xml:space="preserve">Nomor Induk Kependudukan : ${NIK_CALON}</w:t>
       </w:r>
     </w:p>
     <w:p>
@@ -1551,7 +1551,7 @@
         </w:numPr>
       </w:pPr>
       <w:r>
-        <w:t xml:space="preserve">Tempat dan tanggal lahir : $TPT_LAHIR_CALON, $TGL_LAHIR_CALON</w:t>
+        <w:t xml:space="preserve">Tempat dan tanggal lahir : ${TPT_LAHIR_CALON}, ${TGL_LAHIR_CALON}</w:t>
       </w:r>
     </w:p>
     <w:p>
@@ -1562,7 +1562,7 @@
         </w:numPr>
       </w:pPr>
       <w:r>
-        <w:t xml:space="preserve">Warganegara : $WARGA_NEGARA_CALON</w:t>
+        <w:t xml:space="preserve">Warganegara : ${WARGA_NEGARA_CALON}</w:t>
       </w:r>
     </w:p>
     <w:p>
@@ -1573,7 +1573,7 @@
         </w:numPr>
       </w:pPr>
       <w:r>
-        <w:t xml:space="preserve">Agama : $AGAMA_CALON</w:t>
+        <w:t xml:space="preserve">Agama : ${AGAMA_CALON}</w:t>
       </w:r>
     </w:p>
     <w:p>
@@ -1584,7 +1584,7 @@
         </w:numPr>
       </w:pPr>
       <w:r>
-        <w:t xml:space="preserve">Pekerjaan : $KERJA_CALON</w:t>
+        <w:t xml:space="preserve">Pekerjaan : ${KERJA_CALON}</w:t>
       </w:r>
     </w:p>
     <w:p>
@@ -1595,7 +1595,7 @@
         </w:numPr>
       </w:pPr>
       <w:r>
-        <w:t xml:space="preserve">Tempat tinggal : $ALAMAT_CALON</w:t>
+        <w:t xml:space="preserve">Tempat tinggal : ${ALAMAT_CALON}</w:t>
       </w:r>
     </w:p>
     <w:p>
@@ -1619,7 +1619,7 @@
         <w:pStyle w:val="BodyText"/>
       </w:pPr>
       <w:r>
-        <w:t xml:space="preserve">$NAMA_DES, $TGL_SURAT</w:t>
+        <w:t xml:space="preserve">${NAMA_DES}, ${TGL_SURAT}</w:t>
       </w:r>
     </w:p>
     <w:p>
@@ -1665,7 +1665,7 @@
           <w:b/>
           <w:bCs/>
         </w:rPr>
-        <w:t xml:space="preserve">( $NAMA_CALON ) ( $NAMA )</w:t>
+        <w:t xml:space="preserve">( ${NAMA_CALON} ) ( ${NAMA} )</w:t>
       </w:r>
       <w:r>
         <w:rPr>
@@ -1708,55 +1708,55 @@
         <w:pStyle w:val="BodyText"/>
       </w:pPr>
       <w:r>
-        <w:t xml:space="preserve">Nama lengkap dan alias : $AYAH_NAMA</w:t>
-      </w:r>
-    </w:p>
-    <w:p>
-      <w:pPr>
-        <w:pStyle w:val="BodyText"/>
-      </w:pPr>
-      <w:r>
-        <w:t xml:space="preserve">Nomor Induk Kependudukan : $AYAH_NIK</w:t>
-      </w:r>
-    </w:p>
-    <w:p>
-      <w:pPr>
-        <w:pStyle w:val="BodyText"/>
-      </w:pPr>
-      <w:r>
-        <w:t xml:space="preserve">Tempat dan Tanggal lahir : $AYAH_TTL</w:t>
-      </w:r>
-    </w:p>
-    <w:p>
-      <w:pPr>
-        <w:pStyle w:val="BodyText"/>
-      </w:pPr>
-      <w:r>
-        <w:t xml:space="preserve">Kewarganegaraan : $AYAH_WARGA_NEGARA</w:t>
-      </w:r>
-    </w:p>
-    <w:p>
-      <w:pPr>
-        <w:pStyle w:val="BodyText"/>
-      </w:pPr>
-      <w:r>
-        <w:t xml:space="preserve">Agama : $AYAH_AGAMA</w:t>
-      </w:r>
-    </w:p>
-    <w:p>
-      <w:pPr>
-        <w:pStyle w:val="BodyText"/>
-      </w:pPr>
-      <w:r>
-        <w:t xml:space="preserve">Pekerjaan : $AYAH_PEKERJAAN</w:t>
-      </w:r>
-    </w:p>
-    <w:p>
-      <w:pPr>
-        <w:pStyle w:val="BodyText"/>
-      </w:pPr>
-      <w:r>
-        <w:t xml:space="preserve">Alamat : $AYAH_ALAMAT Kalurahan $NAMA_DES, Kapanewon $NAMA_KEC, Kabupaten $NAMA_KAB</w:t>
+        <w:t xml:space="preserve">Nama lengkap dan alias : ${AYAH_NAMA}</w:t>
+      </w:r>
+    </w:p>
+    <w:p>
+      <w:pPr>
+        <w:pStyle w:val="BodyText"/>
+      </w:pPr>
+      <w:r>
+        <w:t xml:space="preserve">Nomor Induk Kependudukan : ${AYAH_NIK}</w:t>
+      </w:r>
+    </w:p>
+    <w:p>
+      <w:pPr>
+        <w:pStyle w:val="BodyText"/>
+      </w:pPr>
+      <w:r>
+        <w:t xml:space="preserve">Tempat dan Tanggal lahir : ${AYAH_TTL}</w:t>
+      </w:r>
+    </w:p>
+    <w:p>
+      <w:pPr>
+        <w:pStyle w:val="BodyText"/>
+      </w:pPr>
+      <w:r>
+        <w:t xml:space="preserve">Kewarganegaraan : ${AYAH_WARGA_NEGARA}</w:t>
+      </w:r>
+    </w:p>
+    <w:p>
+      <w:pPr>
+        <w:pStyle w:val="BodyText"/>
+      </w:pPr>
+      <w:r>
+        <w:t xml:space="preserve">Agama : ${AYAH_AGAMA}</w:t>
+      </w:r>
+    </w:p>
+    <w:p>
+      <w:pPr>
+        <w:pStyle w:val="BodyText"/>
+      </w:pPr>
+      <w:r>
+        <w:t xml:space="preserve">Pekerjaan : ${AYAH_PEKERJAAN}</w:t>
+      </w:r>
+    </w:p>
+    <w:p>
+      <w:pPr>
+        <w:pStyle w:val="BodyText"/>
+      </w:pPr>
+      <w:r>
+        <w:t xml:space="preserve">Alamat : ${AYAH_ALAMAT} Kalurahan ${NAMA_DES}, Kapanewon ${NAMA_KEC}, Kabupaten ${NAMA_KAB}</w:t>
       </w:r>
     </w:p>
     <w:p>
@@ -1782,55 +1782,55 @@
           <w:b/>
           <w:bCs/>
         </w:rPr>
-        <w:t xml:space="preserve">$NAMA</w:t>
-      </w:r>
-    </w:p>
-    <w:p>
-      <w:pPr>
-        <w:pStyle w:val="BodyText"/>
-      </w:pPr>
-      <w:r>
-        <w:t xml:space="preserve">Nomor Induk Kependudukan : $NO_KTP</w:t>
-      </w:r>
-    </w:p>
-    <w:p>
-      <w:pPr>
-        <w:pStyle w:val="BodyText"/>
-      </w:pPr>
-      <w:r>
-        <w:t xml:space="preserve">Tempat/tanggal lahir : $TTL</w:t>
-      </w:r>
-    </w:p>
-    <w:p>
-      <w:pPr>
-        <w:pStyle w:val="BodyText"/>
-      </w:pPr>
-      <w:r>
-        <w:t xml:space="preserve">Jenis Kelamin : $SEX</w:t>
-      </w:r>
-    </w:p>
-    <w:p>
-      <w:pPr>
-        <w:pStyle w:val="BodyText"/>
-      </w:pPr>
-      <w:r>
-        <w:t xml:space="preserve">Pekerjaan : $PEKERJAAN</w:t>
-      </w:r>
-    </w:p>
-    <w:p>
-      <w:pPr>
-        <w:pStyle w:val="BodyText"/>
-      </w:pPr>
-      <w:r>
-        <w:t xml:space="preserve">Agama : $AGAMA</w:t>
-      </w:r>
-    </w:p>
-    <w:p>
-      <w:pPr>
-        <w:pStyle w:val="BodyText"/>
-      </w:pPr>
-      <w:r>
-        <w:t xml:space="preserve">Alamat : $ALAMAT Kalurahan $NAMA_DES, Kapanewon $NAMA_KEC, Kabupaten $NAMA_KAB</w:t>
+        <w:t xml:space="preserve">${NAMA}</w:t>
+      </w:r>
+    </w:p>
+    <w:p>
+      <w:pPr>
+        <w:pStyle w:val="BodyText"/>
+      </w:pPr>
+      <w:r>
+        <w:t xml:space="preserve">Nomor Induk Kependudukan : ${NO_KTP}</w:t>
+      </w:r>
+    </w:p>
+    <w:p>
+      <w:pPr>
+        <w:pStyle w:val="BodyText"/>
+      </w:pPr>
+      <w:r>
+        <w:t xml:space="preserve">Tempat/tanggal lahir : ${TTL}</w:t>
+      </w:r>
+    </w:p>
+    <w:p>
+      <w:pPr>
+        <w:pStyle w:val="BodyText"/>
+      </w:pPr>
+      <w:r>
+        <w:t xml:space="preserve">Jenis Kelamin : ${SEX}</w:t>
+      </w:r>
+    </w:p>
+    <w:p>
+      <w:pPr>
+        <w:pStyle w:val="BodyText"/>
+      </w:pPr>
+      <w:r>
+        <w:t xml:space="preserve">Pekerjaan : ${PEKERJAAN}</w:t>
+      </w:r>
+    </w:p>
+    <w:p>
+      <w:pPr>
+        <w:pStyle w:val="BodyText"/>
+      </w:pPr>
+      <w:r>
+        <w:t xml:space="preserve">Agama : ${AGAMA}</w:t>
+      </w:r>
+    </w:p>
+    <w:p>
+      <w:pPr>
+        <w:pStyle w:val="BodyText"/>
+      </w:pPr>
+      <w:r>
+        <w:t xml:space="preserve">Alamat : ${ALAMAT} Kalurahan ${NAMA_DES}, Kapanewon ${NAMA_KEC}, Kabupaten ${NAMA_KAB}</w:t>
       </w:r>
     </w:p>
     <w:p>
@@ -1856,55 +1856,55 @@
           <w:b/>
           <w:bCs/>
         </w:rPr>
-        <w:t xml:space="preserve">$NAMA_CALON</w:t>
-      </w:r>
-    </w:p>
-    <w:p>
-      <w:pPr>
-        <w:pStyle w:val="BodyText"/>
-      </w:pPr>
-      <w:r>
-        <w:t xml:space="preserve">Nomor Induk Kependudukan : $NIK_CALON</w:t>
-      </w:r>
-    </w:p>
-    <w:p>
-      <w:pPr>
-        <w:pStyle w:val="BodyText"/>
-      </w:pPr>
-      <w:r>
-        <w:t xml:space="preserve">Tempat dan tanggal lahir : $TPT_LAHIR_CALON, $TGL_LAHIR_CALON</w:t>
-      </w:r>
-    </w:p>
-    <w:p>
-      <w:pPr>
-        <w:pStyle w:val="BodyText"/>
-      </w:pPr>
-      <w:r>
-        <w:t xml:space="preserve">Warganegara : $WARGA_NEGARA_CALON</w:t>
-      </w:r>
-    </w:p>
-    <w:p>
-      <w:pPr>
-        <w:pStyle w:val="BodyText"/>
-      </w:pPr>
-      <w:r>
-        <w:t xml:space="preserve">Agama : $AGAMA_CALON</w:t>
-      </w:r>
-    </w:p>
-    <w:p>
-      <w:pPr>
-        <w:pStyle w:val="BodyText"/>
-      </w:pPr>
-      <w:r>
-        <w:t xml:space="preserve">Pekerjaan : $KERJA_CALON</w:t>
-      </w:r>
-    </w:p>
-    <w:p>
-      <w:pPr>
-        <w:pStyle w:val="BodyText"/>
-      </w:pPr>
-      <w:r>
-        <w:t xml:space="preserve">Tempat tinggal : $ALAMAT_CALON</w:t>
+        <w:t xml:space="preserve">${NAMA_CALON}</w:t>
+      </w:r>
+    </w:p>
+    <w:p>
+      <w:pPr>
+        <w:pStyle w:val="BodyText"/>
+      </w:pPr>
+      <w:r>
+        <w:t xml:space="preserve">Nomor Induk Kependudukan : ${NIK_CALON}</w:t>
+      </w:r>
+    </w:p>
+    <w:p>
+      <w:pPr>
+        <w:pStyle w:val="BodyText"/>
+      </w:pPr>
+      <w:r>
+        <w:t xml:space="preserve">Tempat dan tanggal lahir : ${TPT_LAHIR_CALON}, ${TGL_LAHIR_CALON}</w:t>
+      </w:r>
+    </w:p>
+    <w:p>
+      <w:pPr>
+        <w:pStyle w:val="BodyText"/>
+      </w:pPr>
+      <w:r>
+        <w:t xml:space="preserve">Warganegara : ${WARGA_NEGARA_CALON}</w:t>
+      </w:r>
+    </w:p>
+    <w:p>
+      <w:pPr>
+        <w:pStyle w:val="BodyText"/>
+      </w:pPr>
+      <w:r>
+        <w:t xml:space="preserve">Agama : ${AGAMA_CALON}</w:t>
+      </w:r>
+    </w:p>
+    <w:p>
+      <w:pPr>
+        <w:pStyle w:val="BodyText"/>
+      </w:pPr>
+      <w:r>
+        <w:t xml:space="preserve">Pekerjaan : ${KERJA_CALON}</w:t>
+      </w:r>
+    </w:p>
+    <w:p>
+      <w:pPr>
+        <w:pStyle w:val="BodyText"/>
+      </w:pPr>
+      <w:r>
+        <w:t xml:space="preserve">Tempat tinggal : ${ALAMAT_CALON}</w:t>
       </w:r>
     </w:p>
     <w:p>
@@ -1942,7 +1942,7 @@
               <w:pStyle w:val="BodyText"/>
             </w:pPr>
             <w:r>
-              <w:t xml:space="preserve">$JABATAN,</w:t>
+              <w:t xml:space="preserve">${JABATAN},</w:t>
             </w:r>
           </w:p>
           <w:p>
@@ -1950,7 +1950,7 @@
               <w:pStyle w:val="BodyText"/>
             </w:pPr>
             <w:r>
-              <w:t xml:space="preserve">$NAMA_PAMONG</w:t>
+              <w:t xml:space="preserve">${NAMA_PAMONG}</w:t>
             </w:r>
           </w:p>
         </w:tc>
@@ -1969,7 +1969,7 @@
               <w:pStyle w:val="BodyText"/>
             </w:pPr>
             <w:r>
-              <w:t xml:space="preserve">$NAMA_DES, $TGL_SURAT</w:t>
+              <w:t xml:space="preserve">${NAMA_DES}, ${TGL_SURAT}</w:t>
             </w:r>
           </w:p>
           <w:p>
@@ -1985,7 +1985,7 @@
               <w:pStyle w:val="BodyText"/>
             </w:pPr>
             <w:r>
-              <w:t xml:space="preserve">$AYAH_NAMA</w:t>
+              <w:t xml:space="preserve">${AYAH_NAMA}</w:t>
             </w:r>
           </w:p>
           <w:p>
@@ -1993,7 +1993,7 @@
               <w:pStyle w:val="BodyText"/>
             </w:pPr>
             <w:r>
-              <w:t xml:space="preserve">$NIP_PAMONG</w:t>
+              <w:t xml:space="preserve">${NIP_PAMONG}</w:t>
             </w:r>
           </w:p>
         </w:tc>
